--- a/testakten/insolvenzanfechtung-glaeubigerbenachteiligung-grundstuecksverkauf-moenchengladbach/08_provisionsvereinbarung_und_rechnung_vondering.docx
+++ b/testakten/insolvenzanfechtung-glaeubigerbenachteiligung-grundstuecksverkauf-moenchengladbach/08_provisionsvereinbarung_und_rechnung_vondering.docx
@@ -5,10 +5,13 @@
     <w:p>
       <w:pPr>
         <w:pStyle w:val="Heading1"/>
+        <w:spacing w:after="160" w:line="259" w:lineRule="auto"/>
       </w:pPr>
       <w:r>
         <w:rPr>
           <w:rFonts w:ascii="Times New Roman" w:hAnsi="Times New Roman"/>
+          <w:b/>
+          <w:sz w:val="28"/>
         </w:rPr>
         <w:t>Provisionsvereinbarung und Rechnung der Vondering Immobilien e.K.</w:t>
       </w:r>
@@ -16,16 +19,20 @@
     <w:p>
       <w:pPr>
         <w:pStyle w:val="Heading2"/>
+        <w:spacing w:before="120" w:after="60" w:line="259" w:lineRule="auto"/>
       </w:pPr>
       <w:r>
         <w:rPr>
           <w:rFonts w:ascii="Times New Roman" w:hAnsi="Times New Roman"/>
+          <w:b/>
+          <w:sz w:val="22"/>
         </w:rPr>
         <w:t>Teil 1: Provisionsvereinbarung</w:t>
       </w:r>
     </w:p>
     <w:p>
       <w:pPr>
+        <w:spacing w:line="259" w:lineRule="auto" w:after="60"/>
         <w:jc w:val="left"/>
       </w:pPr>
       <w:r>
@@ -40,6 +47,71 @@
     </w:p>
     <w:p>
       <w:pPr>
+        <w:spacing w:before="120" w:after="60" w:line="259" w:lineRule="auto"/>
+        <w:jc w:val="left"/>
+      </w:pPr>
+      <w:r>
+        <w:rPr>
+          <w:rFonts w:ascii="Times New Roman" w:hAnsi="Times New Roman"/>
+          <w:b/>
+          <w:sz w:val="22"/>
+        </w:rPr>
+        <w:t>Mönchengladbach, den 05.11.2025</w:t>
+      </w:r>
+    </w:p>
+    <w:p>
+      <w:pPr>
+        <w:spacing w:before="120" w:after="60" w:line="259" w:lineRule="auto"/>
+        <w:jc w:val="left"/>
+      </w:pPr>
+      <w:r>
+        <w:rPr>
+          <w:rFonts w:ascii="Times New Roman" w:hAnsi="Times New Roman"/>
+          <w:b/>
+          <w:sz w:val="22"/>
+        </w:rPr>
+        <w:t>Vereinbarung über eine Vermittlungsprovision</w:t>
+      </w:r>
+    </w:p>
+    <w:p>
+      <w:pPr>
+        <w:spacing w:line="259" w:lineRule="auto" w:after="60"/>
+        <w:jc w:val="left"/>
+      </w:pPr>
+      <w:r>
+        <w:t>Zwischen der Vondering Metallform GmbH, Krefelder Straße 214, 41063 Mönchengladbach, vertreten durch den Geschäftsführer Matthias Vondering (nachfolgend „Auftraggeberin"), und der Vondering Immobilien e.K., Inhaber Stefan Vondering, Viersener Straße 38, 41061 Mönchengladbach (nachfolgend „Vermittler"), wird Folgendes vereinbart.</w:t>
+      </w:r>
+    </w:p>
+    <w:p>
+      <w:pPr>
+        <w:spacing w:line="259" w:lineRule="auto" w:after="60"/>
+        <w:jc w:val="left"/>
+      </w:pPr>
+      <w:r>
+        <w:t>1 Der Vermittler hat der Auftraggeberin die Gelegenheit zum Abschluss eines Kaufvertrags über das Betriebsgrundstück Krefelder Straße 214, 41063 Mönchengladbach, mit der Rheinpark Gewerbeimmobilien GmbH &amp; Co. KG, Düsseldorf, nachgewiesen und den Vertragsschluss vermittelt.</w:t>
+      </w:r>
+    </w:p>
+    <w:p>
+      <w:pPr>
+        <w:spacing w:line="259" w:lineRule="auto" w:after="60"/>
+        <w:jc w:val="left"/>
+      </w:pPr>
+      <w:r>
+        <w:t>2 Für den Fall des wirksamen Zustandekommens des Kaufvertrags erhält der Vermittler eine Pauschalprovision in Höhe von 60.000,00 EUR einschließlich der gesetzlichen Umsatzsteuer. Mit dieser Pauschale sind sämtliche Tätigkeiten des Vermittlers im Zusammenhang mit der Veräußerung abgegolten.</w:t>
+      </w:r>
+    </w:p>
+    <w:p>
+      <w:pPr>
+        <w:spacing w:line="259" w:lineRule="auto" w:after="60"/>
+        <w:jc w:val="left"/>
+      </w:pPr>
+      <w:r>
+        <w:t>3 Die Provision ist fällig und zahlbar, sobald der Kaufpreis vollständig auf dem Notaranderkonto eingegangen und der auf die Auftraggeberin entfallende Resterlös ausgekehrt ist.</w:t>
+      </w:r>
+    </w:p>
+    <w:p>
+      <w:pPr>
+        <w:spacing w:line="259" w:lineRule="auto" w:after="60"/>
         <w:jc w:val="left"/>
       </w:pPr>
       <w:r>
@@ -48,57 +120,7 @@
     </w:p>
     <w:p>
       <w:pPr>
-        <w:jc w:val="left"/>
-      </w:pPr>
-      <w:r>
-        <w:rPr>
-          <w:b/>
-        </w:rPr>
-        <w:t>Vereinbarung über eine Vermittlungsprovision</w:t>
-      </w:r>
-    </w:p>
-    <w:p>
-      <w:pPr>
-        <w:jc w:val="left"/>
-      </w:pPr>
-      <w:r>
-        <w:t>Zwischen der Vondering Metallform GmbH, Krefelder Straße 214, 41063 Mönchengladbach, vertreten durch den Geschäftsführer Matthias Vondering (nachfolgend „Auftraggeberin"), und der Vondering Immobilien e.K., Inhaber Stefan Vondering, Viersener Straße 38, 41061 Mönchengladbach (nachfolgend „Vermittler"), wird Folgendes vereinbart.</w:t>
-      </w:r>
-    </w:p>
-    <w:p>
-      <w:pPr>
-        <w:jc w:val="left"/>
-      </w:pPr>
-      <w:r>
-        <w:t>1 Der Vermittler hat der Auftraggeberin die Gelegenheit zum Abschluss eines Kaufvertrags über das Betriebsgrundstück Krefelder Straße 214, 41063 Mönchengladbach, mit der Rheinpark Gewerbeimmobilien GmbH &amp; Co. KG, Düsseldorf, nachgewiesen und den Vertragsschluss vermittelt.</w:t>
-      </w:r>
-    </w:p>
-    <w:p>
-      <w:pPr>
-        <w:jc w:val="left"/>
-      </w:pPr>
-      <w:r>
-        <w:t>2 Für den Fall des wirksamen Zustandekommens des Kaufvertrags erhält der Vermittler eine Pauschalprovision in Höhe von 60.000,00 EUR einschließlich der gesetzlichen Umsatzsteuer. Mit dieser Pauschale sind sämtliche Tätigkeiten des Vermittlers im Zusammenhang mit der Veräußerung abgegolten.</w:t>
-      </w:r>
-    </w:p>
-    <w:p>
-      <w:pPr>
-        <w:jc w:val="left"/>
-      </w:pPr>
-      <w:r>
-        <w:t>3 Die Provision ist fällig und zahlbar, sobald der Kaufpreis vollständig auf dem Notaranderkonto eingegangen und der auf die Auftraggeberin entfallende Resterlös ausgekehrt ist.</w:t>
-      </w:r>
-    </w:p>
-    <w:p>
-      <w:pPr>
-        <w:jc w:val="left"/>
-      </w:pPr>
-      <w:r>
-        <w:t>Mönchengladbach, den 05.11.2025</w:t>
-      </w:r>
-    </w:p>
-    <w:p>
-      <w:pPr>
+        <w:spacing w:line="259" w:lineRule="auto" w:after="60"/>
         <w:jc w:val="left"/>
       </w:pPr>
       <w:r>
@@ -108,6 +130,7 @@
     <w:p>
       <w:pPr>
         <w:pStyle w:val="Heading2"/>
+        <w:spacing w:line="259" w:lineRule="auto" w:after="60"/>
       </w:pPr>
       <w:r>
         <w:rPr>
@@ -118,6 +141,7 @@
     </w:p>
     <w:p>
       <w:pPr>
+        <w:spacing w:line="259" w:lineRule="auto" w:after="60"/>
         <w:jc w:val="left"/>
       </w:pPr>
       <w:r>
@@ -132,6 +156,7 @@
     </w:p>
     <w:p>
       <w:pPr>
+        <w:spacing w:line="259" w:lineRule="auto" w:after="60"/>
         <w:jc w:val="left"/>
       </w:pPr>
       <w:r>
@@ -140,6 +165,7 @@
     </w:p>
     <w:p>
       <w:pPr>
+        <w:spacing w:line="259" w:lineRule="auto" w:after="60"/>
         <w:jc w:val="left"/>
       </w:pPr>
       <w:r>
@@ -148,6 +174,7 @@
     </w:p>
     <w:p>
       <w:pPr>
+        <w:spacing w:line="259" w:lineRule="auto" w:after="60"/>
         <w:jc w:val="left"/>
       </w:pPr>
       <w:r>
@@ -156,6 +183,7 @@
     </w:p>
     <w:p>
       <w:pPr>
+        <w:spacing w:line="259" w:lineRule="auto" w:after="60"/>
         <w:jc w:val="left"/>
       </w:pPr>
       <w:r>
@@ -164,6 +192,7 @@
     </w:p>
     <w:p>
       <w:pPr>
+        <w:spacing w:line="259" w:lineRule="auto" w:after="60"/>
         <w:jc w:val="left"/>
       </w:pPr>
       <w:r>
@@ -172,6 +201,7 @@
     </w:p>
     <w:p>
       <w:pPr>
+        <w:spacing w:line="259" w:lineRule="auto" w:after="60"/>
         <w:jc w:val="left"/>
       </w:pPr>
       <w:r>
@@ -183,6 +213,7 @@
     </w:p>
     <w:p>
       <w:pPr>
+        <w:spacing w:line="259" w:lineRule="auto" w:after="60"/>
         <w:jc w:val="left"/>
       </w:pPr>
       <w:r>
@@ -191,6 +222,7 @@
     </w:p>
     <w:p>
       <w:pPr>
+        <w:spacing w:line="259" w:lineRule="auto" w:after="60"/>
         <w:jc w:val="left"/>
       </w:pPr>
       <w:r>
@@ -334,6 +366,7 @@
     </w:tbl>
     <w:p>
       <w:pPr>
+        <w:spacing w:line="259" w:lineRule="auto" w:after="60"/>
         <w:jc w:val="left"/>
       </w:pPr>
       <w:r>
@@ -342,6 +375,7 @@
     </w:p>
     <w:p>
       <w:pPr>
+        <w:spacing w:line="259" w:lineRule="auto" w:after="60"/>
         <w:jc w:val="left"/>
       </w:pPr>
       <w:r>
@@ -350,6 +384,7 @@
     </w:p>
     <w:p>
       <w:pPr>
+        <w:spacing w:line="259" w:lineRule="auto" w:after="60"/>
         <w:jc w:val="left"/>
       </w:pPr>
       <w:r>
@@ -358,6 +393,7 @@
     </w:p>
     <w:p>
       <w:pPr>
+        <w:spacing w:line="259" w:lineRule="auto" w:after="60"/>
         <w:jc w:val="left"/>
       </w:pPr>
       <w:r>
@@ -365,13 +401,58 @@
       </w:r>
     </w:p>
     <w:sectPr>
+      <w:headerReference w:type="default" r:id="rId9"/>
+      <w:footerReference w:type="default" r:id="rId10"/>
       <w:pgSz w:w="11906" w:h="16838"/>
-      <w:pgMar w:top="1417" w:right="1417" w:bottom="1417" w:left="1417" w:header="720" w:footer="720" w:gutter="0"/>
+      <w:pgMar w:top="1191" w:right="1247" w:bottom="1134" w:left="1361" w:header="720" w:footer="720" w:gutter="0"/>
       <w:cols w:space="720"/>
       <w:docGrid w:linePitch="360"/>
     </w:sectPr>
   </w:body>
 </w:document>
+</file>
+
+<file path=word/footer1.xml><?xml version="1.0" encoding="utf-8"?>
+<w:ftr xmlns:m="http://schemas.openxmlformats.org/officeDocument/2006/math" xmlns:mc="http://schemas.openxmlformats.org/markup-compatibility/2006" xmlns:mo="http://schemas.microsoft.com/office/mac/office/2008/main" xmlns:mv="urn:schemas-microsoft-com:mac:vml" xmlns:o="urn:schemas-microsoft-com:office:office" xmlns:r="http://schemas.openxmlformats.org/officeDocument/2006/relationships" xmlns:v="urn:schemas-microsoft-com:vml" xmlns:w10="urn:schemas-microsoft-com:office:word" xmlns:w14="http://schemas.microsoft.com/office/word/2010/wordml" xmlns:w="http://schemas.openxmlformats.org/wordprocessingml/2006/main" xmlns:wne="http://schemas.microsoft.com/office/word/2006/wordml" xmlns:wp14="http://schemas.microsoft.com/office/word/2010/wordprocessingDrawing" xmlns:wp="http://schemas.openxmlformats.org/drawingml/2006/wordprocessingDrawing" xmlns:wpc="http://schemas.microsoft.com/office/word/2010/wordprocessingCanvas" xmlns:wpg="http://schemas.microsoft.com/office/word/2010/wordprocessingGroup" xmlns:wpi="http://schemas.microsoft.com/office/word/2010/wordprocessingInk" xmlns:wps="http://schemas.microsoft.com/office/word/2010/wordprocessingShape" mc:Ignorable="w14 wp14">
+  <w:p>
+    <w:pPr>
+      <w:pStyle w:val="Footer"/>
+      <w:jc w:val="left"/>
+    </w:pPr>
+    <w:r/>
+    <w:r>
+      <w:rPr>
+        <w:rFonts w:ascii="Times New Roman" w:hAnsi="Times New Roman"/>
+        <w:b w:val="0"/>
+        <w:color w:val="777777"/>
+        <w:sz w:val="17"/>
+      </w:rPr>
+      <w:t>Vertraulich | Bearbeitungsstand Juli 2026 | nur zur Aktenbearbeitung</w:t>
+    </w:r>
+  </w:p>
+</w:ftr>
+</file>
+
+<file path=word/header1.xml><?xml version="1.0" encoding="utf-8"?>
+<w:hdr xmlns:m="http://schemas.openxmlformats.org/officeDocument/2006/math" xmlns:mc="http://schemas.openxmlformats.org/markup-compatibility/2006" xmlns:mo="http://schemas.microsoft.com/office/mac/office/2008/main" xmlns:mv="urn:schemas-microsoft-com:mac:vml" xmlns:o="urn:schemas-microsoft-com:office:office" xmlns:r="http://schemas.openxmlformats.org/officeDocument/2006/relationships" xmlns:v="urn:schemas-microsoft-com:vml" xmlns:w10="urn:schemas-microsoft-com:office:word" xmlns:w14="http://schemas.microsoft.com/office/word/2010/wordml" xmlns:w="http://schemas.openxmlformats.org/wordprocessingml/2006/main" xmlns:wne="http://schemas.microsoft.com/office/word/2006/wordml" xmlns:wp14="http://schemas.microsoft.com/office/word/2010/wordprocessingDrawing" xmlns:wp="http://schemas.openxmlformats.org/drawingml/2006/wordprocessingDrawing" xmlns:wpc="http://schemas.microsoft.com/office/word/2010/wordprocessingCanvas" xmlns:wpg="http://schemas.microsoft.com/office/word/2010/wordprocessingGroup" xmlns:wpi="http://schemas.microsoft.com/office/word/2010/wordprocessingInk" xmlns:wps="http://schemas.microsoft.com/office/word/2010/wordprocessingShape" mc:Ignorable="w14 wp14">
+  <w:p>
+    <w:pPr>
+      <w:pStyle w:val="Header"/>
+      <w:jc w:val="left"/>
+    </w:pPr>
+    <w:r/>
+    <w:r>
+      <w:rPr>
+        <w:rFonts w:ascii="Times New Roman" w:hAnsi="Times New Roman"/>
+        <w:b w:val="0"/>
+        <w:i w:val="0"/>
+        <w:color w:val="666666"/>
+        <w:sz w:val="17"/>
+      </w:rPr>
+      <w:t>Lindenhof und Partner mbB | Insolvenz- und Restrukturierungsakte | Bearbeitungsstand Juli 2026</w:t>
+    </w:r>
+  </w:p>
+</w:hdr>
 </file>
 
 <file path=word/numbering.xml><?xml version="1.0" encoding="utf-8"?>
@@ -1088,11 +1169,12 @@
       <w:contextualSpacing/>
     </w:pPr>
     <w:rPr>
-      <w:rFonts w:asciiTheme="majorHAnsi" w:eastAsiaTheme="majorEastAsia" w:hAnsiTheme="majorHAnsi" w:cstheme="majorBidi"/>
+      <w:rFonts w:asciiTheme="majorHAnsi" w:eastAsiaTheme="majorEastAsia" w:hAnsiTheme="majorHAnsi" w:cstheme="majorBidi" w:ascii="Times New Roman" w:hAnsi="Times New Roman"/>
+      <w:b/>
       <w:color w:val="17365D" w:themeColor="text2" w:themeShade="BF"/>
       <w:spacing w:val="5"/>
       <w:kern w:val="28"/>
-      <w:sz w:val="52"/>
+      <w:sz w:val="30"/>
       <w:szCs w:val="52"/>
     </w:rPr>
   </w:style>
